--- a/design/техпроцесс игры.docx
+++ b/design/техпроцесс игры.docx
@@ -1128,16 +1128,302 @@
         <w:rPr>
           <w:sz w:val="20"/>
           <w:szCs w:val="20"/>
-        </w:rPr>
-        <w:t xml:space="preserve"> </w:t>
-      </w:r>
-      <w:r>
-        <w:rPr>
-          <w:sz w:val="20"/>
-          <w:szCs w:val="20"/>
           <w:highlight w:val="yellow"/>
         </w:rPr>
-        <w:t>ОПЕРАЦИЯ 7: ПРОЕКТИРОВАНИЕ ПОЛЬЗОВАТЕЛЬСКОГО ИНТЕРФЕЙСА</w:t>
+        <w:t xml:space="preserve">ОПЕРАЦИЯ </w:t>
+      </w:r>
+      <w:r>
+        <w:rPr>
+          <w:sz w:val="20"/>
+          <w:szCs w:val="20"/>
+          <w:highlight w:val="yellow"/>
+        </w:rPr>
+        <w:t>7</w:t>
+      </w:r>
+      <w:r>
+        <w:rPr>
+          <w:sz w:val="20"/>
+          <w:szCs w:val="20"/>
+          <w:highlight w:val="yellow"/>
+        </w:rPr>
+        <w:t>: МОДЕЛЬ ДАННЫХ И СПЕЦИФИКАЦИЯ СОХРАНЕНИЙ</w:t>
+      </w:r>
+    </w:p>
+    <w:p>
+      <w:pPr>
+        <w:spacing w:after="0"/>
+        <w:rPr>
+          <w:sz w:val="20"/>
+          <w:szCs w:val="20"/>
+        </w:rPr>
+      </w:pPr>
+      <w:r>
+        <w:rPr>
+          <w:sz w:val="20"/>
+          <w:szCs w:val="20"/>
+        </w:rPr>
+        <w:t>Цель: Определить структуры для JSON/CSV и файлы сохранений.</w:t>
+      </w:r>
+    </w:p>
+    <w:p>
+      <w:pPr>
+        <w:spacing w:after="0"/>
+        <w:rPr>
+          <w:sz w:val="20"/>
+          <w:szCs w:val="20"/>
+        </w:rPr>
+      </w:pPr>
+      <w:r>
+        <w:rPr>
+          <w:sz w:val="20"/>
+          <w:szCs w:val="20"/>
+        </w:rPr>
+        <w:t>Переходы:</w:t>
+      </w:r>
+    </w:p>
+    <w:p>
+      <w:pPr>
+        <w:spacing w:after="0"/>
+        <w:rPr>
+          <w:sz w:val="20"/>
+          <w:szCs w:val="20"/>
+        </w:rPr>
+      </w:pPr>
+      <w:r>
+        <w:rPr>
+          <w:sz w:val="20"/>
+          <w:szCs w:val="20"/>
+        </w:rPr>
+        <w:t>8.1. Выписать сущности (покемон, экземпляр, игрок, враг, бол, лицензия, способность, предмет, квест, диалог).</w:t>
+      </w:r>
+    </w:p>
+    <w:p>
+      <w:pPr>
+        <w:spacing w:after="0"/>
+        <w:rPr>
+          <w:sz w:val="20"/>
+          <w:szCs w:val="20"/>
+        </w:rPr>
+      </w:pPr>
+      <w:r>
+        <w:rPr>
+          <w:sz w:val="20"/>
+          <w:szCs w:val="20"/>
+        </w:rPr>
+        <w:t>8.2. Для каждой – список полей (Excel).</w:t>
+      </w:r>
+    </w:p>
+    <w:p>
+      <w:pPr>
+        <w:spacing w:after="0"/>
+        <w:rPr>
+          <w:sz w:val="20"/>
+          <w:szCs w:val="20"/>
+        </w:rPr>
+      </w:pPr>
+      <w:r>
+        <w:rPr>
+          <w:sz w:val="20"/>
+          <w:szCs w:val="20"/>
+        </w:rPr>
+        <w:t>8.3. Определить формат файла сохранения (JSON, пример).</w:t>
+      </w:r>
+    </w:p>
+    <w:p>
+      <w:pPr>
+        <w:spacing w:after="0"/>
+        <w:rPr>
+          <w:sz w:val="20"/>
+          <w:szCs w:val="20"/>
+        </w:rPr>
+      </w:pPr>
+      <w:r>
+        <w:rPr>
+          <w:sz w:val="20"/>
+          <w:szCs w:val="20"/>
+        </w:rPr>
+        <w:t>Результат операции: Модель данных и спецификация сохранений.</w:t>
+      </w:r>
+    </w:p>
+    <w:p>
+      <w:pPr>
+        <w:spacing w:after="0"/>
+        <w:rPr>
+          <w:sz w:val="20"/>
+          <w:szCs w:val="20"/>
+        </w:rPr>
+      </w:pPr>
+    </w:p>
+    <w:p>
+      <w:pPr>
+        <w:spacing w:after="0"/>
+        <w:rPr>
+          <w:sz w:val="20"/>
+          <w:szCs w:val="20"/>
+        </w:rPr>
+      </w:pPr>
+      <w:r>
+        <w:rPr>
+          <w:sz w:val="20"/>
+          <w:szCs w:val="20"/>
+          <w:highlight w:val="yellow"/>
+        </w:rPr>
+        <w:t>ОПЕРАЦИЯ 8</w:t>
+      </w:r>
+      <w:r>
+        <w:rPr>
+          <w:sz w:val="20"/>
+          <w:szCs w:val="20"/>
+          <w:highlight w:val="yellow"/>
+        </w:rPr>
+        <w:t>: ФОРМУЛЫ И КОНСТАНТЫ</w:t>
+      </w:r>
+    </w:p>
+    <w:p>
+      <w:pPr>
+        <w:spacing w:after="0"/>
+        <w:rPr>
+          <w:sz w:val="20"/>
+          <w:szCs w:val="20"/>
+        </w:rPr>
+      </w:pPr>
+      <w:r>
+        <w:rPr>
+          <w:sz w:val="20"/>
+          <w:szCs w:val="20"/>
+        </w:rPr>
+        <w:t>Цель: Оформить все математические выражения и постоянные величины.</w:t>
+      </w:r>
+    </w:p>
+    <w:p>
+      <w:pPr>
+        <w:spacing w:after="0"/>
+        <w:rPr>
+          <w:sz w:val="20"/>
+          <w:szCs w:val="20"/>
+        </w:rPr>
+      </w:pPr>
+      <w:r>
+        <w:rPr>
+          <w:sz w:val="20"/>
+          <w:szCs w:val="20"/>
+        </w:rPr>
+        <w:t>Переходы:</w:t>
+      </w:r>
+    </w:p>
+    <w:p>
+      <w:pPr>
+        <w:spacing w:after="0"/>
+        <w:rPr>
+          <w:sz w:val="20"/>
+          <w:szCs w:val="20"/>
+        </w:rPr>
+      </w:pPr>
+      <w:r>
+        <w:rPr>
+          <w:sz w:val="20"/>
+          <w:szCs w:val="20"/>
+        </w:rPr>
+        <w:t>9.1. `design/Formulas.xlsx` (псевдокод формул урона, шансов, опыта).</w:t>
+      </w:r>
+    </w:p>
+    <w:p>
+      <w:pPr>
+        <w:spacing w:after="0"/>
+        <w:rPr>
+          <w:sz w:val="20"/>
+          <w:szCs w:val="20"/>
+          <w:lang w:val="en-US"/>
+        </w:rPr>
+      </w:pPr>
+      <w:r>
+        <w:rPr>
+          <w:sz w:val="20"/>
+          <w:szCs w:val="20"/>
+          <w:lang w:val="en-US"/>
+        </w:rPr>
+        <w:t xml:space="preserve">9.2. `design/Game_Constants.xlsx` (MAX_AP, </w:t>
+      </w:r>
+      <w:r>
+        <w:rPr>
+          <w:sz w:val="20"/>
+          <w:szCs w:val="20"/>
+        </w:rPr>
+        <w:t>цены</w:t>
+      </w:r>
+      <w:r>
+        <w:rPr>
+          <w:sz w:val="20"/>
+          <w:szCs w:val="20"/>
+          <w:lang w:val="en-US"/>
+        </w:rPr>
+        <w:t xml:space="preserve">, </w:t>
+      </w:r>
+      <w:r>
+        <w:rPr>
+          <w:sz w:val="20"/>
+          <w:szCs w:val="20"/>
+        </w:rPr>
+        <w:t>модификаторы</w:t>
+      </w:r>
+      <w:r>
+        <w:rPr>
+          <w:sz w:val="20"/>
+          <w:szCs w:val="20"/>
+          <w:lang w:val="en-US"/>
+        </w:rPr>
+        <w:t>).</w:t>
+      </w:r>
+    </w:p>
+    <w:p>
+      <w:pPr>
+        <w:spacing w:after="0"/>
+        <w:rPr>
+          <w:sz w:val="20"/>
+          <w:szCs w:val="20"/>
+        </w:rPr>
+      </w:pPr>
+      <w:r>
+        <w:rPr>
+          <w:sz w:val="20"/>
+          <w:szCs w:val="20"/>
+        </w:rPr>
+        <w:t>Результат операции: Готовые формулы для программиста.</w:t>
+      </w:r>
+    </w:p>
+    <w:p>
+      <w:pPr>
+        <w:spacing w:after="0"/>
+        <w:rPr>
+          <w:sz w:val="20"/>
+          <w:szCs w:val="20"/>
+        </w:rPr>
+      </w:pPr>
+    </w:p>
+    <w:p>
+      <w:pPr>
+        <w:spacing w:after="0"/>
+        <w:rPr>
+          <w:sz w:val="20"/>
+          <w:szCs w:val="20"/>
+        </w:rPr>
+      </w:pPr>
+      <w:r>
+        <w:rPr>
+          <w:sz w:val="20"/>
+          <w:szCs w:val="20"/>
+          <w:highlight w:val="yellow"/>
+        </w:rPr>
+        <w:lastRenderedPageBreak/>
+        <w:t>ОПЕРАЦИЯ 9</w:t>
+      </w:r>
+      <w:r>
+        <w:rPr>
+          <w:sz w:val="20"/>
+          <w:szCs w:val="20"/>
+          <w:highlight w:val="yellow"/>
+        </w:rPr>
+        <w:t>: ПРОЕКТИРОВАНИЕ ПОЛЬЗОВАТЕЛЬСКОГО ИНТЕРФЕЙСА</w:t>
       </w:r>
     </w:p>
     <w:p>
@@ -1259,23 +1545,23 @@
           <w:szCs w:val="20"/>
           <w:highlight w:val="yellow"/>
         </w:rPr>
-        <w:t>ОПЕРАЦИЯ 8: МОДЕЛЬ ДАННЫХ И СПЕЦИФИКАЦИЯ СОХРАНЕНИЙ</w:t>
-      </w:r>
-    </w:p>
-    <w:p>
-      <w:pPr>
-        <w:spacing w:after="0"/>
-        <w:rPr>
-          <w:sz w:val="20"/>
-          <w:szCs w:val="20"/>
-        </w:rPr>
-      </w:pPr>
-      <w:r>
-        <w:rPr>
-          <w:sz w:val="20"/>
-          <w:szCs w:val="20"/>
-        </w:rPr>
-        <w:t>Цель: Определить структуры для JSON/CSV и файлы сохранений.</w:t>
+        <w:t>ОПЕРАЦИЯ 10: СПЕЦИФИКАЦИЯ АССЕТОВ (ДЛЯ ХУДОЖНИКА И КОМПОЗИТОРА)</w:t>
+      </w:r>
+    </w:p>
+    <w:p>
+      <w:pPr>
+        <w:spacing w:after="0"/>
+        <w:rPr>
+          <w:sz w:val="20"/>
+          <w:szCs w:val="20"/>
+        </w:rPr>
+      </w:pPr>
+      <w:r>
+        <w:rPr>
+          <w:sz w:val="20"/>
+          <w:szCs w:val="20"/>
+        </w:rPr>
+        <w:t>Цель: Задать требования к спрайтам и звукам.</w:t>
       </w:r>
     </w:p>
     <w:p>
@@ -1307,55 +1593,39 @@
           <w:sz w:val="20"/>
           <w:szCs w:val="20"/>
         </w:rPr>
-        <w:t>8.1. Выписать сущности (покемон, экземпляр, игрок, враг, бол, лицензия, способность, предмет, квест, диалог).</w:t>
-      </w:r>
-    </w:p>
-    <w:p>
-      <w:pPr>
-        <w:spacing w:after="0"/>
-        <w:rPr>
-          <w:sz w:val="20"/>
-          <w:szCs w:val="20"/>
-        </w:rPr>
-      </w:pPr>
-      <w:r>
-        <w:rPr>
-          <w:sz w:val="20"/>
-          <w:szCs w:val="20"/>
-        </w:rPr>
-        <w:t>8.2. Для каждой – список полей (Excel).</w:t>
-      </w:r>
-    </w:p>
-    <w:p>
-      <w:pPr>
-        <w:spacing w:after="0"/>
-        <w:rPr>
-          <w:sz w:val="20"/>
-          <w:szCs w:val="20"/>
-        </w:rPr>
-      </w:pPr>
-      <w:r>
-        <w:rPr>
-          <w:sz w:val="20"/>
-          <w:szCs w:val="20"/>
-        </w:rPr>
-        <w:t>8.3. Определить формат файла сохранения (JSON, пример).</w:t>
-      </w:r>
-    </w:p>
-    <w:p>
-      <w:pPr>
-        <w:spacing w:after="0"/>
-        <w:rPr>
-          <w:sz w:val="20"/>
-          <w:szCs w:val="20"/>
-        </w:rPr>
-      </w:pPr>
-      <w:r>
-        <w:rPr>
-          <w:sz w:val="20"/>
-          <w:szCs w:val="20"/>
-        </w:rPr>
-        <w:t>Результат операции: Модель данных и спецификация сохранений.</w:t>
+        <w:t>10.1. Описать размер и формат спрайтов, состояния кнопок.</w:t>
+      </w:r>
+    </w:p>
+    <w:p>
+      <w:pPr>
+        <w:spacing w:after="0"/>
+        <w:rPr>
+          <w:sz w:val="20"/>
+          <w:szCs w:val="20"/>
+        </w:rPr>
+      </w:pPr>
+      <w:r>
+        <w:rPr>
+          <w:sz w:val="20"/>
+          <w:szCs w:val="20"/>
+        </w:rPr>
+        <w:t>10.2. Описать формат звуков, длительность, петли.</w:t>
+      </w:r>
+    </w:p>
+    <w:p>
+      <w:pPr>
+        <w:spacing w:after="0"/>
+        <w:rPr>
+          <w:sz w:val="20"/>
+          <w:szCs w:val="20"/>
+        </w:rPr>
+      </w:pPr>
+      <w:r>
+        <w:rPr>
+          <w:sz w:val="20"/>
+          <w:szCs w:val="20"/>
+        </w:rPr>
+        <w:t>Результат операции: `Assets_Spec.md`.</w:t>
       </w:r>
     </w:p>
     <w:p>
@@ -1381,241 +1651,6 @@
           <w:szCs w:val="20"/>
           <w:highlight w:val="yellow"/>
         </w:rPr>
-        <w:t>ОПЕРАЦИЯ 9: ФОРМУЛЫ И КОНСТАНТЫ</w:t>
-      </w:r>
-    </w:p>
-    <w:p>
-      <w:pPr>
-        <w:spacing w:after="0"/>
-        <w:rPr>
-          <w:sz w:val="20"/>
-          <w:szCs w:val="20"/>
-        </w:rPr>
-      </w:pPr>
-      <w:r>
-        <w:rPr>
-          <w:sz w:val="20"/>
-          <w:szCs w:val="20"/>
-        </w:rPr>
-        <w:t>Цель: Оформить все математические выражения и постоянные величины.</w:t>
-      </w:r>
-    </w:p>
-    <w:p>
-      <w:pPr>
-        <w:spacing w:after="0"/>
-        <w:rPr>
-          <w:sz w:val="20"/>
-          <w:szCs w:val="20"/>
-        </w:rPr>
-      </w:pPr>
-      <w:r>
-        <w:rPr>
-          <w:sz w:val="20"/>
-          <w:szCs w:val="20"/>
-        </w:rPr>
-        <w:t>Переходы:</w:t>
-      </w:r>
-    </w:p>
-    <w:p>
-      <w:pPr>
-        <w:spacing w:after="0"/>
-        <w:rPr>
-          <w:sz w:val="20"/>
-          <w:szCs w:val="20"/>
-        </w:rPr>
-      </w:pPr>
-      <w:r>
-        <w:rPr>
-          <w:sz w:val="20"/>
-          <w:szCs w:val="20"/>
-        </w:rPr>
-        <w:t>9.1. `design/Formulas.xlsx` (псевдокод формул урона, шансов, опыта).</w:t>
-      </w:r>
-    </w:p>
-    <w:p>
-      <w:pPr>
-        <w:spacing w:after="0"/>
-        <w:rPr>
-          <w:sz w:val="20"/>
-          <w:szCs w:val="20"/>
-          <w:lang w:val="en-US"/>
-        </w:rPr>
-      </w:pPr>
-      <w:r>
-        <w:rPr>
-          <w:sz w:val="20"/>
-          <w:szCs w:val="20"/>
-          <w:lang w:val="en-US"/>
-        </w:rPr>
-        <w:t xml:space="preserve">9.2. `design/Game_Constants.xlsx` (MAX_AP, </w:t>
-      </w:r>
-      <w:r>
-        <w:rPr>
-          <w:sz w:val="20"/>
-          <w:szCs w:val="20"/>
-        </w:rPr>
-        <w:t>цены</w:t>
-      </w:r>
-      <w:r>
-        <w:rPr>
-          <w:sz w:val="20"/>
-          <w:szCs w:val="20"/>
-          <w:lang w:val="en-US"/>
-        </w:rPr>
-        <w:t xml:space="preserve">, </w:t>
-      </w:r>
-      <w:r>
-        <w:rPr>
-          <w:sz w:val="20"/>
-          <w:szCs w:val="20"/>
-        </w:rPr>
-        <w:t>модификаторы</w:t>
-      </w:r>
-      <w:r>
-        <w:rPr>
-          <w:sz w:val="20"/>
-          <w:szCs w:val="20"/>
-          <w:lang w:val="en-US"/>
-        </w:rPr>
-        <w:t>).</w:t>
-      </w:r>
-    </w:p>
-    <w:p>
-      <w:pPr>
-        <w:spacing w:after="0"/>
-        <w:rPr>
-          <w:sz w:val="20"/>
-          <w:szCs w:val="20"/>
-        </w:rPr>
-      </w:pPr>
-      <w:r>
-        <w:rPr>
-          <w:sz w:val="20"/>
-          <w:szCs w:val="20"/>
-        </w:rPr>
-        <w:t>Результат операции: Готовые формулы для программиста.</w:t>
-      </w:r>
-    </w:p>
-    <w:p>
-      <w:pPr>
-        <w:spacing w:after="0"/>
-        <w:rPr>
-          <w:sz w:val="20"/>
-          <w:szCs w:val="20"/>
-        </w:rPr>
-      </w:pPr>
-      <w:r>
-        <w:rPr>
-          <w:sz w:val="20"/>
-          <w:szCs w:val="20"/>
-          <w:highlight w:val="yellow"/>
-        </w:rPr>
-        <w:t>ОПЕРАЦИЯ 10: СПЕЦИФИКАЦИЯ АССЕТОВ (ДЛЯ ХУДОЖНИКА И КОМПОЗИТОРА)</w:t>
-      </w:r>
-    </w:p>
-    <w:p>
-      <w:pPr>
-        <w:spacing w:after="0"/>
-        <w:rPr>
-          <w:sz w:val="20"/>
-          <w:szCs w:val="20"/>
-        </w:rPr>
-      </w:pPr>
-      <w:r>
-        <w:rPr>
-          <w:sz w:val="20"/>
-          <w:szCs w:val="20"/>
-        </w:rPr>
-        <w:t>Цель: Задать требования к спрайтам и звукам.</w:t>
-      </w:r>
-    </w:p>
-    <w:p>
-      <w:pPr>
-        <w:spacing w:after="0"/>
-        <w:rPr>
-          <w:sz w:val="20"/>
-          <w:szCs w:val="20"/>
-        </w:rPr>
-      </w:pPr>
-      <w:r>
-        <w:rPr>
-          <w:sz w:val="20"/>
-          <w:szCs w:val="20"/>
-        </w:rPr>
-        <w:t>Переходы:</w:t>
-      </w:r>
-    </w:p>
-    <w:p>
-      <w:pPr>
-        <w:spacing w:after="0"/>
-        <w:rPr>
-          <w:sz w:val="20"/>
-          <w:szCs w:val="20"/>
-        </w:rPr>
-      </w:pPr>
-      <w:r>
-        <w:rPr>
-          <w:sz w:val="20"/>
-          <w:szCs w:val="20"/>
-        </w:rPr>
-        <w:t>10.1. Описать размер и формат спрайтов, состояния кнопок.</w:t>
-      </w:r>
-    </w:p>
-    <w:p>
-      <w:pPr>
-        <w:spacing w:after="0"/>
-        <w:rPr>
-          <w:sz w:val="20"/>
-          <w:szCs w:val="20"/>
-        </w:rPr>
-      </w:pPr>
-      <w:r>
-        <w:rPr>
-          <w:sz w:val="20"/>
-          <w:szCs w:val="20"/>
-        </w:rPr>
-        <w:t>10.2. Описать формат звуков, длительность, петли.</w:t>
-      </w:r>
-    </w:p>
-    <w:p>
-      <w:pPr>
-        <w:spacing w:after="0"/>
-        <w:rPr>
-          <w:sz w:val="20"/>
-          <w:szCs w:val="20"/>
-        </w:rPr>
-      </w:pPr>
-      <w:r>
-        <w:rPr>
-          <w:sz w:val="20"/>
-          <w:szCs w:val="20"/>
-        </w:rPr>
-        <w:t>Результат операции: `Assets_Spec.md`.</w:t>
-      </w:r>
-    </w:p>
-    <w:p>
-      <w:pPr>
-        <w:spacing w:after="0"/>
-        <w:rPr>
-          <w:sz w:val="20"/>
-          <w:szCs w:val="20"/>
-        </w:rPr>
-      </w:pPr>
-    </w:p>
-    <w:p>
-      <w:pPr>
-        <w:spacing w:after="0"/>
-        <w:rPr>
-          <w:sz w:val="20"/>
-          <w:szCs w:val="20"/>
-        </w:rPr>
-      </w:pPr>
-      <w:r>
-        <w:rPr>
-          <w:sz w:val="20"/>
-          <w:szCs w:val="20"/>
-          <w:highlight w:val="yellow"/>
-        </w:rPr>
         <w:t>ОПЕРАЦИЯ 11: ПРОЕКТИРОВАНИЕ СЮЖЕТА И УРОВНЕЙ (ПЕРВЫЕ 3 ГЛАВЫ)</w:t>
       </w:r>
     </w:p>
@@ -1671,535 +1706,7 @@
           <w:sz w:val="20"/>
           <w:szCs w:val="20"/>
         </w:rPr>
-        <w:t>11.1. Построить в Twine граф переходов для пролога и первых трёх глав.</w:t>
-      </w:r>
-    </w:p>
-    <w:p>
-      <w:pPr>
-        <w:spacing w:after="0"/>
-        <w:rPr>
-          <w:sz w:val="20"/>
-          <w:szCs w:val="20"/>
-        </w:rPr>
-      </w:pPr>
-      <w:r>
-        <w:rPr>
-          <w:sz w:val="20"/>
-          <w:szCs w:val="20"/>
-        </w:rPr>
-        <w:t>11.2. Написать черновики диалогов.</w:t>
-      </w:r>
-    </w:p>
-    <w:p>
-      <w:pPr>
-        <w:spacing w:after="0"/>
-        <w:rPr>
-          <w:sz w:val="20"/>
-          <w:szCs w:val="20"/>
-        </w:rPr>
-      </w:pPr>
-      <w:r>
-        <w:rPr>
-          <w:sz w:val="20"/>
-          <w:szCs w:val="20"/>
-        </w:rPr>
-        <w:t>11.3. Нарисовать 5 боевых полей (8x8 или 10x10), экспортировать в CSV.</w:t>
-      </w:r>
-    </w:p>
-    <w:p>
-      <w:pPr>
-        <w:spacing w:after="0"/>
-        <w:rPr>
-          <w:sz w:val="20"/>
-          <w:szCs w:val="20"/>
-        </w:rPr>
-      </w:pPr>
-      <w:r>
-        <w:rPr>
-          <w:sz w:val="20"/>
-          <w:szCs w:val="20"/>
-        </w:rPr>
-        <w:t>Результат операции: Сценарий и уровни для демо.</w:t>
-      </w:r>
-    </w:p>
-    <w:p>
-      <w:pPr>
-        <w:spacing w:after="0"/>
-        <w:rPr>
-          <w:sz w:val="20"/>
-          <w:szCs w:val="20"/>
-        </w:rPr>
-      </w:pPr>
-    </w:p>
-    <w:p>
-      <w:pPr>
-        <w:spacing w:after="0"/>
-        <w:rPr>
-          <w:sz w:val="20"/>
-          <w:szCs w:val="20"/>
-        </w:rPr>
-      </w:pPr>
-      <w:r>
-        <w:rPr>
-          <w:sz w:val="20"/>
-          <w:szCs w:val="20"/>
-          <w:highlight w:val="yellow"/>
-        </w:rPr>
-        <w:t>ОПЕРАЦИЯ 12: НАПОЛНЕНИЕ ДАННЫМИ (МИНИМАЛЬНЫЙ НАБОР)</w:t>
-      </w:r>
-    </w:p>
-    <w:p>
-      <w:pPr>
-        <w:spacing w:after="0"/>
-        <w:rPr>
-          <w:sz w:val="20"/>
-          <w:szCs w:val="20"/>
-        </w:rPr>
-      </w:pPr>
-      <w:r>
-        <w:rPr>
-          <w:sz w:val="20"/>
-          <w:szCs w:val="20"/>
-        </w:rPr>
-        <w:t>Цель: Создать JSON/CSV-файлы для всех сущностей в объёме MVP.</w:t>
-      </w:r>
-    </w:p>
-    <w:p>
-      <w:pPr>
-        <w:spacing w:after="0"/>
-        <w:rPr>
-          <w:sz w:val="20"/>
-          <w:szCs w:val="20"/>
-        </w:rPr>
-      </w:pPr>
-      <w:r>
-        <w:rPr>
-          <w:sz w:val="20"/>
-          <w:szCs w:val="20"/>
-        </w:rPr>
-        <w:t>Переходы:</w:t>
-      </w:r>
-    </w:p>
-    <w:p>
-      <w:pPr>
-        <w:spacing w:after="0"/>
-        <w:rPr>
-          <w:sz w:val="20"/>
-          <w:szCs w:val="20"/>
-        </w:rPr>
-      </w:pPr>
-      <w:r>
-        <w:rPr>
-          <w:sz w:val="20"/>
-          <w:szCs w:val="20"/>
-        </w:rPr>
-        <w:t>12.1. Заполнить шаблоны: 5 покемонов, 5 способностей, 3 лицензии, 2 вида болов, 3–5 предметов, 5 уровней, 3 квеста.</w:t>
-      </w:r>
-    </w:p>
-    <w:p>
-      <w:pPr>
-        <w:spacing w:after="0"/>
-        <w:rPr>
-          <w:sz w:val="20"/>
-          <w:szCs w:val="20"/>
-        </w:rPr>
-      </w:pPr>
-      <w:r>
-        <w:rPr>
-          <w:sz w:val="20"/>
-          <w:szCs w:val="20"/>
-        </w:rPr>
-        <w:t>12.2. Экспортировать в папку `data/`.</w:t>
-      </w:r>
-    </w:p>
-    <w:p>
-      <w:pPr>
-        <w:spacing w:after="0"/>
-        <w:rPr>
-          <w:sz w:val="20"/>
-          <w:szCs w:val="20"/>
-        </w:rPr>
-      </w:pPr>
-      <w:r>
-        <w:rPr>
-          <w:sz w:val="20"/>
-          <w:szCs w:val="20"/>
-        </w:rPr>
-        <w:t>Результат операции: Готовые данные для игры.</w:t>
-      </w:r>
-    </w:p>
-    <w:p>
-      <w:pPr>
-        <w:spacing w:after="0"/>
-        <w:rPr>
-          <w:sz w:val="20"/>
-          <w:szCs w:val="20"/>
-        </w:rPr>
-      </w:pPr>
-    </w:p>
-    <w:p>
-      <w:pPr>
-        <w:spacing w:after="0"/>
-        <w:rPr>
-          <w:sz w:val="20"/>
-          <w:szCs w:val="20"/>
-        </w:rPr>
-      </w:pPr>
-      <w:r>
-        <w:rPr>
-          <w:sz w:val="20"/>
-          <w:szCs w:val="20"/>
-          <w:highlight w:val="yellow"/>
-        </w:rPr>
-        <w:t>ОПЕРАЦИЯ 13: РАЗРАБОТКА ТЕХНИЧЕСКИХ ЗАДАНИЙ И ПРОГРАММИРОВАНИЕ</w:t>
-      </w:r>
-    </w:p>
-    <w:p>
-      <w:pPr>
-        <w:spacing w:after="0"/>
-        <w:rPr>
-          <w:sz w:val="20"/>
-          <w:szCs w:val="20"/>
-        </w:rPr>
-      </w:pPr>
-      <w:r>
-        <w:rPr>
-          <w:sz w:val="20"/>
-          <w:szCs w:val="20"/>
-        </w:rPr>
-        <w:t>Цель: Передавать задачи программисту малыми порциями и контролировать выполнение.</w:t>
-      </w:r>
-    </w:p>
-    <w:p>
-      <w:pPr>
-        <w:spacing w:after="0"/>
-        <w:rPr>
-          <w:sz w:val="20"/>
-          <w:szCs w:val="20"/>
-        </w:rPr>
-      </w:pPr>
-      <w:r>
-        <w:rPr>
-          <w:sz w:val="20"/>
-          <w:szCs w:val="20"/>
-        </w:rPr>
-        <w:t>Переходы:</w:t>
-      </w:r>
-    </w:p>
-    <w:p>
-      <w:pPr>
-        <w:spacing w:after="0"/>
-        <w:rPr>
-          <w:sz w:val="20"/>
-          <w:szCs w:val="20"/>
-        </w:rPr>
-      </w:pPr>
-      <w:r>
-        <w:rPr>
-          <w:sz w:val="20"/>
-          <w:szCs w:val="20"/>
-        </w:rPr>
-        <w:t>13.1. Построить граф зависимостей (загрузка данных → карта → движение → атака → инициатива → ИИ → сохранение).</w:t>
-      </w:r>
-    </w:p>
-    <w:p>
-      <w:pPr>
-        <w:spacing w:after="0"/>
-        <w:rPr>
-          <w:sz w:val="20"/>
-          <w:szCs w:val="20"/>
-        </w:rPr>
-      </w:pPr>
-      <w:r>
-        <w:rPr>
-          <w:sz w:val="20"/>
-          <w:szCs w:val="20"/>
-        </w:rPr>
-        <w:t>13.2. Для каждой задачи написать ТЗ (алгоритм, входные/выходные данные, граничные случаи, критерии приёмки).</w:t>
-      </w:r>
-    </w:p>
-    <w:p>
-      <w:pPr>
-        <w:spacing w:after="0"/>
-        <w:rPr>
-          <w:sz w:val="20"/>
-          <w:szCs w:val="20"/>
-        </w:rPr>
-      </w:pPr>
-      <w:r>
-        <w:rPr>
-          <w:sz w:val="20"/>
-          <w:szCs w:val="20"/>
-        </w:rPr>
-        <w:t>13.3. Передать задачу в работу. Программист реализует на Pygame.</w:t>
-      </w:r>
-    </w:p>
-    <w:p>
-      <w:pPr>
-        <w:spacing w:after="0"/>
-        <w:rPr>
-          <w:sz w:val="20"/>
-          <w:szCs w:val="20"/>
-        </w:rPr>
-      </w:pPr>
-      <w:r>
-        <w:rPr>
-          <w:sz w:val="20"/>
-          <w:szCs w:val="20"/>
-        </w:rPr>
-        <w:t>13.4. Провести приёмку: вы запускаете игру, проверяете сценарий. Если ошибка – возвращаете с комментарием.</w:t>
-      </w:r>
-    </w:p>
-    <w:p>
-      <w:pPr>
-        <w:spacing w:after="0"/>
-        <w:rPr>
-          <w:sz w:val="20"/>
-          <w:szCs w:val="20"/>
-        </w:rPr>
-      </w:pPr>
-      <w:r>
-        <w:rPr>
-          <w:sz w:val="20"/>
-          <w:szCs w:val="20"/>
-        </w:rPr>
-        <w:t>13.5. Повторять для всех задач, пока не будет готова демо-версия.</w:t>
-      </w:r>
-    </w:p>
-    <w:p>
-      <w:pPr>
-        <w:spacing w:after="0"/>
-        <w:rPr>
-          <w:sz w:val="20"/>
-          <w:szCs w:val="20"/>
-        </w:rPr>
-      </w:pPr>
-      <w:r>
-        <w:rPr>
-          <w:sz w:val="20"/>
-          <w:szCs w:val="20"/>
-        </w:rPr>
-        <w:t>Результат операции: Рабочий билд со всеми ядерными и выбранными вторичными механиками.</w:t>
-      </w:r>
-    </w:p>
-    <w:p>
-      <w:pPr>
-        <w:spacing w:after="0"/>
-        <w:rPr>
-          <w:sz w:val="20"/>
-          <w:szCs w:val="20"/>
-        </w:rPr>
-      </w:pPr>
-    </w:p>
-    <w:p>
-      <w:pPr>
-        <w:spacing w:after="0"/>
-        <w:rPr>
-          <w:sz w:val="20"/>
-          <w:szCs w:val="20"/>
-        </w:rPr>
-      </w:pPr>
-      <w:r>
-        <w:rPr>
-          <w:sz w:val="20"/>
-          <w:szCs w:val="20"/>
-          <w:highlight w:val="yellow"/>
-        </w:rPr>
-        <w:t>ОПЕРАЦИЯ 14: ТЕСТИРОВАНИЕ, БАЛАНСИРОВКА И ПОЛИРОВКА</w:t>
-      </w:r>
-    </w:p>
-    <w:p>
-      <w:pPr>
-        <w:spacing w:after="0"/>
-        <w:rPr>
-          <w:sz w:val="20"/>
-          <w:szCs w:val="20"/>
-        </w:rPr>
-      </w:pPr>
-      <w:r>
-        <w:rPr>
-          <w:sz w:val="20"/>
-          <w:szCs w:val="20"/>
-        </w:rPr>
-        <w:t>Цель: Устранить баги и отрегулировать числовые параметры.</w:t>
-      </w:r>
-    </w:p>
-    <w:p>
-      <w:pPr>
-        <w:spacing w:after="0"/>
-        <w:rPr>
-          <w:sz w:val="20"/>
-          <w:szCs w:val="20"/>
-        </w:rPr>
-      </w:pPr>
-      <w:r>
-        <w:rPr>
-          <w:sz w:val="20"/>
-          <w:szCs w:val="20"/>
-        </w:rPr>
-        <w:t>Переходы:</w:t>
-      </w:r>
-    </w:p>
-    <w:p>
-      <w:pPr>
-        <w:spacing w:after="0"/>
-        <w:rPr>
-          <w:sz w:val="20"/>
-          <w:szCs w:val="20"/>
-        </w:rPr>
-      </w:pPr>
-      <w:r>
-        <w:rPr>
-          <w:sz w:val="20"/>
-          <w:szCs w:val="20"/>
-        </w:rPr>
-        <w:t>14.1. Ручное тестирование по чек-листу (запись багов).</w:t>
-      </w:r>
-    </w:p>
-    <w:p>
-      <w:pPr>
-        <w:spacing w:after="0"/>
-        <w:rPr>
-          <w:sz w:val="20"/>
-          <w:szCs w:val="20"/>
-        </w:rPr>
-      </w:pPr>
-      <w:r>
-        <w:rPr>
-          <w:sz w:val="20"/>
-          <w:szCs w:val="20"/>
-        </w:rPr>
-        <w:t>14.2. Корректировка констант и цен в JSON/CSV без перекомпиляции.</w:t>
-      </w:r>
-    </w:p>
-    <w:p>
-      <w:pPr>
-        <w:spacing w:after="0"/>
-        <w:rPr>
-          <w:sz w:val="20"/>
-          <w:szCs w:val="20"/>
-        </w:rPr>
-      </w:pPr>
-      <w:r>
-        <w:rPr>
-          <w:sz w:val="20"/>
-          <w:szCs w:val="20"/>
-        </w:rPr>
-        <w:t>14.3. Стороннее тестирование (2–3 человека).</w:t>
-      </w:r>
-    </w:p>
-    <w:p>
-      <w:pPr>
-        <w:spacing w:after="0"/>
-        <w:rPr>
-          <w:sz w:val="20"/>
-          <w:szCs w:val="20"/>
-        </w:rPr>
-      </w:pPr>
-      <w:r>
-        <w:rPr>
-          <w:sz w:val="20"/>
-          <w:szCs w:val="20"/>
-        </w:rPr>
-        <w:t>Результат операции: Стабильная</w:t>
-      </w:r>
-      <w:r>
-        <w:rPr>
-          <w:sz w:val="20"/>
-          <w:szCs w:val="20"/>
-        </w:rPr>
-        <w:t xml:space="preserve"> и сбалансированная демо-версия.</w:t>
-      </w:r>
-    </w:p>
-    <w:p>
-      <w:pPr>
-        <w:spacing w:after="0"/>
-        <w:rPr>
-          <w:sz w:val="20"/>
-          <w:szCs w:val="20"/>
-        </w:rPr>
-      </w:pPr>
-    </w:p>
-    <w:p>
-      <w:pPr>
-        <w:spacing w:after="0"/>
-        <w:rPr>
-          <w:sz w:val="20"/>
-          <w:szCs w:val="20"/>
-        </w:rPr>
-      </w:pPr>
-    </w:p>
-    <w:p>
-      <w:pPr>
-        <w:spacing w:after="0"/>
-        <w:rPr>
-          <w:sz w:val="20"/>
-          <w:szCs w:val="20"/>
-        </w:rPr>
-      </w:pPr>
-      <w:r>
-        <w:rPr>
-          <w:sz w:val="20"/>
-          <w:szCs w:val="20"/>
-        </w:rPr>
-        <w:lastRenderedPageBreak/>
-        <w:t xml:space="preserve"> </w:t>
-      </w:r>
-      <w:r>
-        <w:rPr>
-          <w:sz w:val="20"/>
-          <w:szCs w:val="20"/>
-          <w:highlight w:val="yellow"/>
-        </w:rPr>
-        <w:t>ОПЕРАЦИЯ 15: УПАКОВКА И ВЫПУСК ДЕМО</w:t>
-      </w:r>
-    </w:p>
-    <w:p>
-      <w:pPr>
-        <w:spacing w:after="0"/>
-        <w:rPr>
-          <w:sz w:val="20"/>
-          <w:szCs w:val="20"/>
-        </w:rPr>
-      </w:pPr>
-      <w:r>
-        <w:rPr>
-          <w:sz w:val="20"/>
-          <w:szCs w:val="20"/>
-        </w:rPr>
-        <w:t>Цель: Собрать .exe и распространить для фидбэка.</w:t>
-      </w:r>
-    </w:p>
-    <w:p>
-      <w:pPr>
-        <w:spacing w:after="0"/>
-        <w:rPr>
-          <w:sz w:val="20"/>
-          <w:szCs w:val="20"/>
-        </w:rPr>
-      </w:pPr>
-      <w:r>
-        <w:rPr>
-          <w:sz w:val="20"/>
-          <w:szCs w:val="20"/>
-        </w:rPr>
-        <w:t>Переходы:</w:t>
-      </w:r>
-    </w:p>
-    <w:p>
-      <w:pPr>
-        <w:spacing w:after="0"/>
-        <w:rPr>
-          <w:sz w:val="20"/>
-          <w:szCs w:val="20"/>
-        </w:rPr>
-      </w:pPr>
-      <w:r>
-        <w:rPr>
-          <w:sz w:val="20"/>
-          <w:szCs w:val="20"/>
-        </w:rPr>
-        <w:t>15</w:t>
+        <w:t>11.1. Построит</w:t>
       </w:r>
       <w:bookmarkStart w:id="0" w:name="_GoBack"/>
       <w:bookmarkEnd w:id="0"/>
@@ -2208,7 +1715,534 @@
           <w:sz w:val="20"/>
           <w:szCs w:val="20"/>
         </w:rPr>
-        <w:t>.1. Собрать через PyInstaller.</w:t>
+        <w:t>ь в Twine граф переходов для пролога и первых трёх глав.</w:t>
+      </w:r>
+    </w:p>
+    <w:p>
+      <w:pPr>
+        <w:spacing w:after="0"/>
+        <w:rPr>
+          <w:sz w:val="20"/>
+          <w:szCs w:val="20"/>
+        </w:rPr>
+      </w:pPr>
+      <w:r>
+        <w:rPr>
+          <w:sz w:val="20"/>
+          <w:szCs w:val="20"/>
+        </w:rPr>
+        <w:t>11.2. Написать черновики диалогов.</w:t>
+      </w:r>
+    </w:p>
+    <w:p>
+      <w:pPr>
+        <w:spacing w:after="0"/>
+        <w:rPr>
+          <w:sz w:val="20"/>
+          <w:szCs w:val="20"/>
+        </w:rPr>
+      </w:pPr>
+      <w:r>
+        <w:rPr>
+          <w:sz w:val="20"/>
+          <w:szCs w:val="20"/>
+        </w:rPr>
+        <w:t>11.3. Нарисовать 5 боевых полей (8x8 или 10x10), экспортировать в CSV.</w:t>
+      </w:r>
+    </w:p>
+    <w:p>
+      <w:pPr>
+        <w:spacing w:after="0"/>
+        <w:rPr>
+          <w:sz w:val="20"/>
+          <w:szCs w:val="20"/>
+        </w:rPr>
+      </w:pPr>
+      <w:r>
+        <w:rPr>
+          <w:sz w:val="20"/>
+          <w:szCs w:val="20"/>
+        </w:rPr>
+        <w:t>Результат операции: Сценарий и уровни для демо.</w:t>
+      </w:r>
+    </w:p>
+    <w:p>
+      <w:pPr>
+        <w:spacing w:after="0"/>
+        <w:rPr>
+          <w:sz w:val="20"/>
+          <w:szCs w:val="20"/>
+        </w:rPr>
+      </w:pPr>
+    </w:p>
+    <w:p>
+      <w:pPr>
+        <w:spacing w:after="0"/>
+        <w:rPr>
+          <w:sz w:val="20"/>
+          <w:szCs w:val="20"/>
+        </w:rPr>
+      </w:pPr>
+      <w:r>
+        <w:rPr>
+          <w:sz w:val="20"/>
+          <w:szCs w:val="20"/>
+          <w:highlight w:val="yellow"/>
+        </w:rPr>
+        <w:t>ОПЕРАЦИЯ 12: НАПОЛНЕНИЕ ДАННЫМИ (МИНИМАЛЬНЫЙ НАБОР)</w:t>
+      </w:r>
+    </w:p>
+    <w:p>
+      <w:pPr>
+        <w:spacing w:after="0"/>
+        <w:rPr>
+          <w:sz w:val="20"/>
+          <w:szCs w:val="20"/>
+        </w:rPr>
+      </w:pPr>
+      <w:r>
+        <w:rPr>
+          <w:sz w:val="20"/>
+          <w:szCs w:val="20"/>
+        </w:rPr>
+        <w:t>Цель: Создать JSON/CSV-файлы для всех сущностей в объёме MVP.</w:t>
+      </w:r>
+    </w:p>
+    <w:p>
+      <w:pPr>
+        <w:spacing w:after="0"/>
+        <w:rPr>
+          <w:sz w:val="20"/>
+          <w:szCs w:val="20"/>
+        </w:rPr>
+      </w:pPr>
+      <w:r>
+        <w:rPr>
+          <w:sz w:val="20"/>
+          <w:szCs w:val="20"/>
+        </w:rPr>
+        <w:t>Переходы:</w:t>
+      </w:r>
+    </w:p>
+    <w:p>
+      <w:pPr>
+        <w:spacing w:after="0"/>
+        <w:rPr>
+          <w:sz w:val="20"/>
+          <w:szCs w:val="20"/>
+        </w:rPr>
+      </w:pPr>
+      <w:r>
+        <w:rPr>
+          <w:sz w:val="20"/>
+          <w:szCs w:val="20"/>
+        </w:rPr>
+        <w:t>12.1. Заполнить шаблоны: 5 покемонов, 5 способностей, 3 лицензии, 2 вида болов, 3–5 предметов, 5 уровней, 3 квеста.</w:t>
+      </w:r>
+    </w:p>
+    <w:p>
+      <w:pPr>
+        <w:spacing w:after="0"/>
+        <w:rPr>
+          <w:sz w:val="20"/>
+          <w:szCs w:val="20"/>
+        </w:rPr>
+      </w:pPr>
+      <w:r>
+        <w:rPr>
+          <w:sz w:val="20"/>
+          <w:szCs w:val="20"/>
+        </w:rPr>
+        <w:t>12.2. Экспортировать в папку `data/`.</w:t>
+      </w:r>
+    </w:p>
+    <w:p>
+      <w:pPr>
+        <w:spacing w:after="0"/>
+        <w:rPr>
+          <w:sz w:val="20"/>
+          <w:szCs w:val="20"/>
+        </w:rPr>
+      </w:pPr>
+      <w:r>
+        <w:rPr>
+          <w:sz w:val="20"/>
+          <w:szCs w:val="20"/>
+        </w:rPr>
+        <w:t>Результат операции: Готовые данные для игры.</w:t>
+      </w:r>
+    </w:p>
+    <w:p>
+      <w:pPr>
+        <w:spacing w:after="0"/>
+        <w:rPr>
+          <w:sz w:val="20"/>
+          <w:szCs w:val="20"/>
+        </w:rPr>
+      </w:pPr>
+    </w:p>
+    <w:p>
+      <w:pPr>
+        <w:spacing w:after="0"/>
+        <w:rPr>
+          <w:sz w:val="20"/>
+          <w:szCs w:val="20"/>
+        </w:rPr>
+      </w:pPr>
+      <w:r>
+        <w:rPr>
+          <w:sz w:val="20"/>
+          <w:szCs w:val="20"/>
+          <w:highlight w:val="yellow"/>
+        </w:rPr>
+        <w:t>ОПЕРАЦИЯ 13: РАЗРАБОТКА ТЕХНИЧЕСКИХ ЗАДАНИЙ И ПРОГРАММИРОВАНИЕ</w:t>
+      </w:r>
+    </w:p>
+    <w:p>
+      <w:pPr>
+        <w:spacing w:after="0"/>
+        <w:rPr>
+          <w:sz w:val="20"/>
+          <w:szCs w:val="20"/>
+        </w:rPr>
+      </w:pPr>
+      <w:r>
+        <w:rPr>
+          <w:sz w:val="20"/>
+          <w:szCs w:val="20"/>
+        </w:rPr>
+        <w:t>Цель: Передавать задачи программисту малыми порциями и контролировать выполнение.</w:t>
+      </w:r>
+    </w:p>
+    <w:p>
+      <w:pPr>
+        <w:spacing w:after="0"/>
+        <w:rPr>
+          <w:sz w:val="20"/>
+          <w:szCs w:val="20"/>
+        </w:rPr>
+      </w:pPr>
+      <w:r>
+        <w:rPr>
+          <w:sz w:val="20"/>
+          <w:szCs w:val="20"/>
+        </w:rPr>
+        <w:t>Переходы:</w:t>
+      </w:r>
+    </w:p>
+    <w:p>
+      <w:pPr>
+        <w:spacing w:after="0"/>
+        <w:rPr>
+          <w:sz w:val="20"/>
+          <w:szCs w:val="20"/>
+        </w:rPr>
+      </w:pPr>
+      <w:r>
+        <w:rPr>
+          <w:sz w:val="20"/>
+          <w:szCs w:val="20"/>
+        </w:rPr>
+        <w:t>13.1. Построить граф зависимостей (загрузка данных → карта → движение → атака → инициатива → ИИ → сохранение).</w:t>
+      </w:r>
+    </w:p>
+    <w:p>
+      <w:pPr>
+        <w:spacing w:after="0"/>
+        <w:rPr>
+          <w:sz w:val="20"/>
+          <w:szCs w:val="20"/>
+        </w:rPr>
+      </w:pPr>
+      <w:r>
+        <w:rPr>
+          <w:sz w:val="20"/>
+          <w:szCs w:val="20"/>
+        </w:rPr>
+        <w:t>13.2. Для каждой задачи написать ТЗ (алгоритм, входные/выходные данные, граничные случаи, критерии приёмки).</w:t>
+      </w:r>
+    </w:p>
+    <w:p>
+      <w:pPr>
+        <w:spacing w:after="0"/>
+        <w:rPr>
+          <w:sz w:val="20"/>
+          <w:szCs w:val="20"/>
+        </w:rPr>
+      </w:pPr>
+      <w:r>
+        <w:rPr>
+          <w:sz w:val="20"/>
+          <w:szCs w:val="20"/>
+        </w:rPr>
+        <w:t>13.3. Передать задачу в работу. Программист реализует на Pygame.</w:t>
+      </w:r>
+    </w:p>
+    <w:p>
+      <w:pPr>
+        <w:spacing w:after="0"/>
+        <w:rPr>
+          <w:sz w:val="20"/>
+          <w:szCs w:val="20"/>
+        </w:rPr>
+      </w:pPr>
+      <w:r>
+        <w:rPr>
+          <w:sz w:val="20"/>
+          <w:szCs w:val="20"/>
+        </w:rPr>
+        <w:t>13.4. Провести приёмку: вы запускаете игру, проверяете сценарий. Если ошибка – возвращаете с комментарием.</w:t>
+      </w:r>
+    </w:p>
+    <w:p>
+      <w:pPr>
+        <w:spacing w:after="0"/>
+        <w:rPr>
+          <w:sz w:val="20"/>
+          <w:szCs w:val="20"/>
+        </w:rPr>
+      </w:pPr>
+      <w:r>
+        <w:rPr>
+          <w:sz w:val="20"/>
+          <w:szCs w:val="20"/>
+        </w:rPr>
+        <w:t>13.5. Повторять для всех задач, пока не будет готова демо-версия.</w:t>
+      </w:r>
+    </w:p>
+    <w:p>
+      <w:pPr>
+        <w:spacing w:after="0"/>
+        <w:rPr>
+          <w:sz w:val="20"/>
+          <w:szCs w:val="20"/>
+        </w:rPr>
+      </w:pPr>
+      <w:r>
+        <w:rPr>
+          <w:sz w:val="20"/>
+          <w:szCs w:val="20"/>
+        </w:rPr>
+        <w:t>Результат операции: Рабочий билд со всеми ядерными и выбранными вторичными механиками.</w:t>
+      </w:r>
+    </w:p>
+    <w:p>
+      <w:pPr>
+        <w:spacing w:after="0"/>
+        <w:rPr>
+          <w:sz w:val="20"/>
+          <w:szCs w:val="20"/>
+        </w:rPr>
+      </w:pPr>
+    </w:p>
+    <w:p>
+      <w:pPr>
+        <w:spacing w:after="0"/>
+        <w:rPr>
+          <w:sz w:val="20"/>
+          <w:szCs w:val="20"/>
+        </w:rPr>
+      </w:pPr>
+      <w:r>
+        <w:rPr>
+          <w:sz w:val="20"/>
+          <w:szCs w:val="20"/>
+          <w:highlight w:val="yellow"/>
+        </w:rPr>
+        <w:t>ОПЕРАЦИЯ 14: ТЕСТИРОВАНИЕ, БАЛАНСИРОВКА И ПОЛИРОВКА</w:t>
+      </w:r>
+    </w:p>
+    <w:p>
+      <w:pPr>
+        <w:spacing w:after="0"/>
+        <w:rPr>
+          <w:sz w:val="20"/>
+          <w:szCs w:val="20"/>
+        </w:rPr>
+      </w:pPr>
+      <w:r>
+        <w:rPr>
+          <w:sz w:val="20"/>
+          <w:szCs w:val="20"/>
+        </w:rPr>
+        <w:t>Цель: Устранить баги и отрегулировать числовые параметры.</w:t>
+      </w:r>
+    </w:p>
+    <w:p>
+      <w:pPr>
+        <w:spacing w:after="0"/>
+        <w:rPr>
+          <w:sz w:val="20"/>
+          <w:szCs w:val="20"/>
+        </w:rPr>
+      </w:pPr>
+      <w:r>
+        <w:rPr>
+          <w:sz w:val="20"/>
+          <w:szCs w:val="20"/>
+        </w:rPr>
+        <w:t>Переходы:</w:t>
+      </w:r>
+    </w:p>
+    <w:p>
+      <w:pPr>
+        <w:spacing w:after="0"/>
+        <w:rPr>
+          <w:sz w:val="20"/>
+          <w:szCs w:val="20"/>
+        </w:rPr>
+      </w:pPr>
+      <w:r>
+        <w:rPr>
+          <w:sz w:val="20"/>
+          <w:szCs w:val="20"/>
+        </w:rPr>
+        <w:t>14.1. Ручное тестирование по чек-листу (запись багов).</w:t>
+      </w:r>
+    </w:p>
+    <w:p>
+      <w:pPr>
+        <w:spacing w:after="0"/>
+        <w:rPr>
+          <w:sz w:val="20"/>
+          <w:szCs w:val="20"/>
+        </w:rPr>
+      </w:pPr>
+      <w:r>
+        <w:rPr>
+          <w:sz w:val="20"/>
+          <w:szCs w:val="20"/>
+        </w:rPr>
+        <w:t>14.2. Корректировка констант и цен в JSON/CSV без перекомпиляции.</w:t>
+      </w:r>
+    </w:p>
+    <w:p>
+      <w:pPr>
+        <w:spacing w:after="0"/>
+        <w:rPr>
+          <w:sz w:val="20"/>
+          <w:szCs w:val="20"/>
+        </w:rPr>
+      </w:pPr>
+      <w:r>
+        <w:rPr>
+          <w:sz w:val="20"/>
+          <w:szCs w:val="20"/>
+        </w:rPr>
+        <w:t>14.3. Стороннее тестирование (2–3 человека).</w:t>
+      </w:r>
+    </w:p>
+    <w:p>
+      <w:pPr>
+        <w:spacing w:after="0"/>
+        <w:rPr>
+          <w:sz w:val="20"/>
+          <w:szCs w:val="20"/>
+        </w:rPr>
+      </w:pPr>
+      <w:r>
+        <w:rPr>
+          <w:sz w:val="20"/>
+          <w:szCs w:val="20"/>
+        </w:rPr>
+        <w:t>Результат операции: Стабильная</w:t>
+      </w:r>
+      <w:r>
+        <w:rPr>
+          <w:sz w:val="20"/>
+          <w:szCs w:val="20"/>
+        </w:rPr>
+        <w:t xml:space="preserve"> и сбалансированная демо-версия.</w:t>
+      </w:r>
+    </w:p>
+    <w:p>
+      <w:pPr>
+        <w:spacing w:after="0"/>
+        <w:rPr>
+          <w:sz w:val="20"/>
+          <w:szCs w:val="20"/>
+        </w:rPr>
+      </w:pPr>
+    </w:p>
+    <w:p>
+      <w:pPr>
+        <w:spacing w:after="0"/>
+        <w:rPr>
+          <w:sz w:val="20"/>
+          <w:szCs w:val="20"/>
+        </w:rPr>
+      </w:pPr>
+    </w:p>
+    <w:p>
+      <w:pPr>
+        <w:spacing w:after="0"/>
+        <w:rPr>
+          <w:sz w:val="20"/>
+          <w:szCs w:val="20"/>
+        </w:rPr>
+      </w:pPr>
+      <w:r>
+        <w:rPr>
+          <w:sz w:val="20"/>
+          <w:szCs w:val="20"/>
+        </w:rPr>
+        <w:t xml:space="preserve"> </w:t>
+      </w:r>
+      <w:r>
+        <w:rPr>
+          <w:sz w:val="20"/>
+          <w:szCs w:val="20"/>
+          <w:highlight w:val="yellow"/>
+        </w:rPr>
+        <w:t>ОПЕРАЦИЯ 15: УПАКОВКА И ВЫПУСК ДЕМО</w:t>
+      </w:r>
+    </w:p>
+    <w:p>
+      <w:pPr>
+        <w:spacing w:after="0"/>
+        <w:rPr>
+          <w:sz w:val="20"/>
+          <w:szCs w:val="20"/>
+        </w:rPr>
+      </w:pPr>
+      <w:r>
+        <w:rPr>
+          <w:sz w:val="20"/>
+          <w:szCs w:val="20"/>
+        </w:rPr>
+        <w:t>Цель: Собрать .exe и распространить для фидбэка.</w:t>
+      </w:r>
+    </w:p>
+    <w:p>
+      <w:pPr>
+        <w:spacing w:after="0"/>
+        <w:rPr>
+          <w:sz w:val="20"/>
+          <w:szCs w:val="20"/>
+        </w:rPr>
+      </w:pPr>
+      <w:r>
+        <w:rPr>
+          <w:sz w:val="20"/>
+          <w:szCs w:val="20"/>
+        </w:rPr>
+        <w:t>Переходы:</w:t>
+      </w:r>
+    </w:p>
+    <w:p>
+      <w:pPr>
+        <w:spacing w:after="0"/>
+        <w:rPr>
+          <w:sz w:val="20"/>
+          <w:szCs w:val="20"/>
+        </w:rPr>
+      </w:pPr>
+      <w:r>
+        <w:rPr>
+          <w:sz w:val="20"/>
+          <w:szCs w:val="20"/>
+        </w:rPr>
+        <w:t>15.1. Собрать через PyInstaller.</w:t>
       </w:r>
     </w:p>
     <w:p>
